--- a/landing-page/program-detail/rushford-business-school/msc/02-msc-in-strategic-management.docx
+++ b/landing-page/program-detail/rushford-business-school/msc/02-msc-in-strategic-management.docx
@@ -336,7 +336,7 @@
     </w:p>
     <w:p>
       <w:r>
-        <w:t>Strategy is taught everywhere and understood less often. This MSc treats it as a discipline with methods: five core management courses put the business fundamentals in place, then ten specialization courses work through strategy as formulation, implementation, evaluation, and governance, with the case-based approach Rushford uses across its strategy teaching.</w:t>
+        <w:t>Strategy is taught everywhere and understood less often. This MSc treats it as a discipline with methods: five core management courses put the business fundamentals in place, then ten specialisation courses work through strategy as formulation, implementation, evaluation, and governance, with the case-based approach Rushford uses across its strategy teaching.</w:t>
       </w:r>
     </w:p>
     <w:p>
@@ -370,7 +370,7 @@
         <w:rPr>
           <w:b/>
         </w:rPr>
-        <w:t>A specialization, in depth</w:t>
+        <w:t>A specialisation, in depth</w:t>
       </w:r>
     </w:p>
     <w:p>
@@ -388,7 +388,7 @@
     </w:p>
     <w:p>
       <w:r>
-        <w:t>UAE management consulting was valued at USD 2.55 billion in 2025 and is forecast to reach USD 3.57 billion by 2031. Someone in every one of those engagements holds the analysis together.</w:t>
+        <w:t>Management consulting drives a large share of the Gulf's biggest decisions. Someone in every one of those engagements holds the analysis together.</w:t>
       </w:r>
     </w:p>
     <w:p>
@@ -454,7 +454,7 @@
         <w:pStyle w:val="ListNumber"/>
       </w:pPr>
       <w:r>
-        <w:t>Diagnose an organization's strategic position with evidence</w:t>
+        <w:t>Diagnose an organisation's strategic position with evidence</w:t>
       </w:r>
     </w:p>
     <w:p>
@@ -682,7 +682,7 @@
         <w:pStyle w:val="ListBullet"/>
       </w:pPr>
       <w:r>
-        <w:t>Ten specialization courses covering strategy formulation, implementation, evaluation, and governance, taught with the case method</w:t>
+        <w:t>Ten specialisation courses covering strategy formulation, implementation, evaluation, and governance, taught with the case method</w:t>
       </w:r>
     </w:p>
     <w:p>
@@ -959,7 +959,7 @@
     </w:p>
     <w:p>
       <w:r>
-        <w:t>Mordor Intelligence puts the UAE management consulting market at USD 2.55 billion in 2025, growing to USD 3.57 billion by 2031, with technology consulting the fastest-growing line.</w:t>
+        <w:t>Consulting engagements keep growing across the UAE, with technology consulting among the fastest-moving lines.</w:t>
       </w:r>
     </w:p>
     <w:p>
@@ -985,7 +985,7 @@
     </w:p>
     <w:p>
       <w:r>
-        <w:t>Taggd's 2026 GCC study reports nine in ten employers struggling to find qualified candidates, and structured strategic thinking is among the rarest.</w:t>
+        <w:t>Across the Gulf, employers keep reporting shortages of qualified candidates, and structured strategic thinking is among the rarest.</w:t>
       </w:r>
     </w:p>
     <w:p>

--- a/landing-page/program-detail/rushford-business-school/msc/02-msc-in-strategic-management.docx
+++ b/landing-page/program-detail/rushford-business-school/msc/02-msc-in-strategic-management.docx
@@ -38,7 +38,7 @@
         <w:t xml:space="preserve">Meta Description: </w:t>
       </w:r>
       <w:r>
-        <w:t>12-month online MSc in Strategic Management from Rushford Business School. 60 ECTS, 15 courses, AED instalments. Enquire now.</w:t>
+        <w:t>12-month online MSc in Strategic Management from Rushford Business School. 60 ECTS, 15 courses, AED installments. Enquire now.</w:t>
       </w:r>
     </w:p>
     <w:p>
@@ -54,7 +54,7 @@
         <w:rPr>
           <w:sz w:val="22"/>
         </w:rPr>
-        <w:t>The difference between managing and leading is usually strategy. This 12-month online MSc from Rushford Business School closes that gap with fifteen focused courses, and you study it from the UAE without leaving your job.</w:t>
+        <w:t>The difference between managing and leading is usually strategy. This 12-month online MSc from Rushford Business School closes that gap with 15 focused courses, and you study it from the UAE without leaving your job.</w:t>
       </w:r>
     </w:p>
     <w:p>
@@ -126,7 +126,7 @@
         <w:pStyle w:val="Heading2"/>
       </w:pPr>
       <w:r>
-        <w:t>Programme at a Glance</w:t>
+        <w:t>Program At A Glance</w:t>
       </w:r>
     </w:p>
     <w:tbl>
@@ -331,17 +331,17 @@
         <w:pStyle w:val="Heading2"/>
       </w:pPr>
       <w:r>
-        <w:t>Programme Overview</w:t>
+        <w:t>Program Overview</w:t>
       </w:r>
     </w:p>
     <w:p>
       <w:r>
-        <w:t>Strategy is taught everywhere and understood less often. This MSc treats it as a discipline with methods: five core management courses put the business fundamentals in place, then ten specialisation courses work through strategy as formulation, implementation, evaluation, and governance, with the case-based approach Rushford uses across its strategy teaching.</w:t>
+        <w:t>Strategy is taught everywhere and understood less often. This MSc treats it as a discipline with methods: five core management courses put the business fundamentals in place, then ten specialization courses work through strategy as formulation, implementation, evaluation, and governance, with the case-based approach Rushford uses across its strategy teaching.</w:t>
       </w:r>
     </w:p>
     <w:p>
       <w:r>
-        <w:t>The whole degree runs asynchronously on the e-Campus. Fifteen courses of four ECTS each across twelve months, which suits consultants, analysts, and managers whose calendars do not include free weekdays (and whose travel calendars include even fewer). The research methodology inside the leadership block also makes this a sensible stepping stone to doctoral work later.</w:t>
+        <w:t>The whole degree runs asynchronously on the e-Campus. 15 courses of 4 ECTS each across 12 months, which suits consultants, analysts, and managers whose calendars do not include free weekdays (and whose travel calendars include even fewer). The research methodology inside the leadership block also makes this a sensible stepping stone to doctoral work later.</w:t>
       </w:r>
     </w:p>
     <w:p>
@@ -349,7 +349,7 @@
         <w:pStyle w:val="Heading2"/>
       </w:pPr>
       <w:r>
-        <w:t>Why Choose This Programme</w:t>
+        <w:t>Why Choose This Program</w:t>
       </w:r>
     </w:p>
     <w:p>
@@ -357,12 +357,12 @@
         <w:rPr>
           <w:b/>
         </w:rPr>
-        <w:t>Twelve months to a Swiss MSc</w:t>
+        <w:t>12 months to a Swiss MSc</w:t>
       </w:r>
     </w:p>
     <w:p>
       <w:r>
-        <w:t>Sixty ECTS in a year. The fastest credible route on this site to a strategy credential.</w:t>
+        <w:t>60 ECTS in 1 year. The fastest credible route on this site to a strategy credential.</w:t>
       </w:r>
     </w:p>
     <w:p>
@@ -370,12 +370,12 @@
         <w:rPr>
           <w:b/>
         </w:rPr>
-        <w:t>A specialisation, in depth</w:t>
+        <w:t>A specialization, in depth</w:t>
       </w:r>
     </w:p>
     <w:p>
       <w:r>
-        <w:t>Ten of the fifteen courses are strategy-specific, which is a ratio most general degrees cannot match.</w:t>
+        <w:t>10 of the 15 courses are strategy-specific, which is a ratio most general degrees cannot match.</w:t>
       </w:r>
     </w:p>
     <w:p>
@@ -409,7 +409,7 @@
         <w:rPr>
           <w:b/>
         </w:rPr>
-        <w:t>Dirham instalments, interest-free</w:t>
+        <w:t>Dirham installments, interest-free</w:t>
       </w:r>
     </w:p>
     <w:p>
@@ -438,7 +438,7 @@
         <w:t>Closing line:</w:t>
       </w:r>
       <w:r>
-        <w:t xml:space="preserve"> Rushford Business School, Switzerland, awards the degree. The pace is yours; the discipline is the programme's.</w:t>
+        <w:t xml:space="preserve"> Rushford Business School, Switzerland, awards the degree. The pace is yours; the discipline is the program's.</w:t>
       </w:r>
     </w:p>
     <w:p>
@@ -454,7 +454,7 @@
         <w:pStyle w:val="ListNumber"/>
       </w:pPr>
       <w:r>
-        <w:t>Diagnose an organisation's strategic position with evidence</w:t>
+        <w:t>Diagnose an organization's strategic position with evidence</w:t>
       </w:r>
     </w:p>
     <w:p>
@@ -582,7 +582,7 @@
         <w:pStyle w:val="ListBullet"/>
       </w:pPr>
       <w:r>
-        <w:t>Programme Manager</w:t>
+        <w:t>Program Manager</w:t>
       </w:r>
     </w:p>
     <w:p>
@@ -606,7 +606,7 @@
         <w:pStyle w:val="Heading2"/>
       </w:pPr>
       <w:r>
-        <w:t>Programme Structure</w:t>
+        <w:t>Program Structure</w:t>
       </w:r>
     </w:p>
     <w:p>
@@ -616,7 +616,7 @@
     </w:p>
     <w:p>
       <w:r>
-        <w:t>Three blocks across fifteen courses: core management, the strategy foundation, and the leadership and research block.</w:t>
+        <w:t>Three blocks across 15 courses: core management, the strategy foundation, and the leadership and research block.</w:t>
       </w:r>
     </w:p>
     <w:p>
@@ -649,7 +649,7 @@
         <w:pStyle w:val="ListBullet"/>
       </w:pPr>
       <w:r>
-        <w:t>Organisational Behaviour</w:t>
+        <w:t>Organisational Behavior</w:t>
       </w:r>
     </w:p>
     <w:p>
@@ -682,7 +682,7 @@
         <w:pStyle w:val="ListBullet"/>
       </w:pPr>
       <w:r>
-        <w:t>Ten specialisation courses covering strategy formulation, implementation, evaluation, and governance, taught with the case method</w:t>
+        <w:t>Ten specialization courses covering strategy formulation, implementation, evaluation, and governance, taught with the case method</w:t>
       </w:r>
     </w:p>
     <w:p>
@@ -835,7 +835,7 @@
               <w:rPr>
                 <w:sz w:val="20"/>
               </w:rPr>
-              <w:t>Feedback on case work and strategic analyses, handled properly</w:t>
+              <w:t>Feedback on case work and strategic analyzes, handled properly</w:t>
             </w:r>
           </w:p>
         </w:tc>
@@ -851,7 +851,7 @@
                 <w:b/>
                 <w:sz w:val="20"/>
               </w:rPr>
-              <w:t>Affordable instalments</w:t>
+              <w:t>Affordable installments</w:t>
             </w:r>
           </w:p>
         </w:tc>
@@ -922,7 +922,7 @@
               <w:rPr>
                 <w:sz w:val="20"/>
               </w:rPr>
-              <w:t>Enrolment worked through with you, step by step</w:t>
+              <w:t>Enrollment worked through with you, step by step</w:t>
             </w:r>
           </w:p>
         </w:tc>
@@ -967,7 +967,7 @@
         <w:rPr>
           <w:b/>
         </w:rPr>
-        <w:t>National agendas are strategy programmes</w:t>
+        <w:t>National agendas are strategy programs</w:t>
       </w:r>
     </w:p>
     <w:p>
@@ -993,7 +993,7 @@
         <w:rPr>
           <w:b/>
         </w:rPr>
-        <w:t>Twelve months suits senior calendars</w:t>
+        <w:t>12 months suits senior calendars</w:t>
       </w:r>
     </w:p>
     <w:p>
@@ -1024,7 +1024,7 @@
     </w:p>
     <w:p>
       <w:r>
-        <w:t>sixty ECTS in a year is demanding, and asynchronous does not mean passive. Budget the study hours honestly before you enrol, because the people who stall are the ones who assumed otherwise.</w:t>
+        <w:t>60 ECTS in 1 year is demanding, and asynchronous does not mean passive. Budget the study hours honestly before you enroll, because the people who stall are the ones who assumed otherwise.</w:t>
       </w:r>
     </w:p>
     <w:p>
@@ -1115,7 +1115,7 @@
                 <w:b/>
                 <w:sz w:val="20"/>
               </w:rPr>
-              <w:t>Monthly Instalments</w:t>
+              <w:t>Monthly Installments</w:t>
             </w:r>
           </w:p>
         </w:tc>
@@ -1200,7 +1200,7 @@
         <w:t xml:space="preserve">Request the fee structure: </w:t>
       </w:r>
       <w:r>
-        <w:t>Because fees move with the intake and the ECTS version you choose, no fixed figure is printed here. Admissions sends a personal breakdown on request, free and without obligation. Across our Master's programmes, totals usually sit between AED 16,000 and 40,000.</w:t>
+        <w:t>Because fees move with the intake and the ECTS version you choose, no fixed figure is printed here. Admissions sends a personal breakdown on request, free and without obligation. Across our Master's programs, totals usually sit between AED 16,000 and 40,000.</w:t>
       </w:r>
     </w:p>
     <w:sectPr>
